--- a/FuentesCurso/UD 07. Utilidades para gestionar Docker/UD 07.04 - Caso practico 04 - cTop y Glances, monitores de Docker en consola.docx
+++ b/FuentesCurso/UD 07. Utilidades para gestionar Docker/UD 07.04 - Caso practico 04 - cTop y Glances, monitores de Docker en consola.docx
@@ -22,12 +22,13 @@
         <w:rPr>
           <w:rFonts w:ascii="Proxima Nova" w:cs="Proxima Nova" w:eastAsia="Proxima Nova" w:hAnsi="Proxima Nova"/>
           <w:b w:val="0"/>
+          <w:bCs w:val="0"/>
           <w:color w:val="669966"/>
           <w:sz w:val="48"/>
           <w:szCs w:val="48"/>
           <w:rtl w:val="0"/>
         </w:rPr>
-        <w:t xml:space="preserve">Introducción a Docker</w:t>
+        <w:t xml:space="preserve">Introducción a Docker y Kubernetes</w:t>
       </w:r>
       <w:r>
         <w:rPr>
@@ -73,12 +74,12 @@
           <wp:inline distB="114300" distT="114300" distL="114300" distR="114300">
             <wp:extent cx="447675" cy="57150"/>
             <wp:effectExtent b="0" l="0" r="0" t="0"/>
-            <wp:docPr descr="short line" id="6" name="image8.png"/>
+            <wp:docPr descr="short line" id="6" name="image2.png"/>
             <a:graphic>
               <a:graphicData uri="http://schemas.openxmlformats.org/drawingml/2006/picture">
                 <pic:pic>
                   <pic:nvPicPr>
-                    <pic:cNvPr descr="short line" id="0" name="image8.png"/>
+                    <pic:cNvPr descr="short line" id="0" name="image2.png"/>
                     <pic:cNvPicPr preferRelativeResize="0"/>
                   </pic:nvPicPr>
                   <pic:blipFill>
@@ -254,7 +255,7 @@
           <w:szCs w:val="32"/>
           <w:rtl w:val="0"/>
         </w:rPr>
-        <w:t xml:space="preserve">Actualizado Febrero 2025</w:t>
+        <w:t xml:space="preserve">Actualizado Enero 2026</w:t>
       </w:r>
     </w:p>
     <w:p>
@@ -285,6 +286,7 @@
         <w:rPr>
           <w:rFonts w:ascii="Verdana" w:cs="Verdana" w:eastAsia="Verdana" w:hAnsi="Verdana"/>
           <w:b w:val="1"/>
+          <w:bCs w:val="1"/>
           <w:sz w:val="20"/>
           <w:szCs w:val="20"/>
         </w:rPr>
@@ -309,6 +311,7 @@
         <w:rPr>
           <w:rFonts w:ascii="Verdana" w:cs="Verdana" w:eastAsia="Verdana" w:hAnsi="Verdana"/>
           <w:b w:val="1"/>
+          <w:bCs w:val="1"/>
           <w:sz w:val="20"/>
           <w:szCs w:val="20"/>
           <w:rtl w:val="0"/>
@@ -337,12 +340,12 @@
             <wp:extent cx="922564" cy="322898"/>
             <wp:effectExtent b="0" l="0" r="0" t="0"/>
             <wp:wrapSquare wrapText="bothSides" distB="57150" distT="57150" distL="57150" distR="57150"/>
-            <wp:docPr id="2" name="image3.png"/>
+            <wp:docPr id="2" name="image6.png"/>
             <a:graphic>
               <a:graphicData uri="http://schemas.openxmlformats.org/drawingml/2006/picture">
                 <pic:pic>
                   <pic:nvPicPr>
-                    <pic:cNvPr id="0" name="image3.png"/>
+                    <pic:cNvPr id="0" name="image6.png"/>
                     <pic:cNvPicPr preferRelativeResize="0"/>
                   </pic:nvPicPr>
                   <pic:blipFill>
@@ -427,6 +430,7 @@
         <w:ind w:left="0" w:right="57" w:firstLine="0"/>
         <w:rPr>
           <w:b w:val="1"/>
+          <w:bCs w:val="1"/>
         </w:rPr>
       </w:pPr>
       <w:r>
@@ -440,6 +444,7 @@
       <w:r>
         <w:rPr>
           <w:b w:val="1"/>
+          <w:bCs w:val="1"/>
           <w:rtl w:val="0"/>
         </w:rPr>
         <w:t xml:space="preserve">Importante</w:t>
@@ -470,6 +475,7 @@
         <w:ind w:left="0" w:right="57" w:firstLine="0"/>
         <w:rPr>
           <w:b w:val="1"/>
+          <w:bCs w:val="1"/>
         </w:rPr>
       </w:pPr>
       <w:r>
@@ -493,6 +499,7 @@
       <w:r>
         <w:rPr>
           <w:b w:val="1"/>
+          <w:bCs w:val="1"/>
           <w:rtl w:val="0"/>
         </w:rPr>
         <w:t xml:space="preserve">Atención</w:t>
@@ -523,6 +530,7 @@
         <w:ind w:left="0" w:right="57" w:firstLine="0"/>
         <w:rPr>
           <w:b w:val="1"/>
+          <w:bCs w:val="1"/>
         </w:rPr>
       </w:pPr>
       <w:r>
@@ -542,6 +550,7 @@
       <w:r>
         <w:rPr>
           <w:b w:val="1"/>
+          <w:bCs w:val="1"/>
           <w:rtl w:val="0"/>
         </w:rPr>
         <w:t xml:space="preserve">Interesante</w:t>
@@ -549,6 +558,7 @@
     </w:p>
     <w:sdt>
       <w:sdtPr>
+        <w:id w:val="-1970853200"/>
         <w:docPartObj>
           <w:docPartGallery w:val="Table of Contents"/>
           <w:docPartUnique w:val="1"/>
@@ -564,6 +574,7 @@
             <w:jc w:val="left"/>
             <w:rPr>
               <w:b w:val="1"/>
+              <w:bCs w:val="1"/>
               <w:color w:val="000000"/>
               <w:u w:val="none"/>
             </w:rPr>
@@ -577,6 +588,7 @@
             <w:r>
               <w:rPr>
                 <w:b w:val="1"/>
+                <w:bCs w:val="1"/>
                 <w:color w:val="000000"/>
                 <w:u w:val="none"/>
                 <w:rtl w:val="0"/>
@@ -601,6 +613,7 @@
             <w:jc w:val="left"/>
             <w:rPr>
               <w:b w:val="1"/>
+              <w:bCs w:val="1"/>
               <w:color w:val="000000"/>
               <w:u w:val="none"/>
             </w:rPr>
@@ -609,6 +622,7 @@
             <w:r>
               <w:rPr>
                 <w:b w:val="1"/>
+                <w:bCs w:val="1"/>
                 <w:color w:val="000000"/>
                 <w:u w:val="none"/>
                 <w:rtl w:val="0"/>
@@ -633,6 +647,7 @@
             <w:jc w:val="left"/>
             <w:rPr>
               <w:b w:val="1"/>
+              <w:bCs w:val="1"/>
               <w:color w:val="000000"/>
               <w:u w:val="none"/>
             </w:rPr>
@@ -641,6 +656,7 @@
             <w:r>
               <w:rPr>
                 <w:b w:val="1"/>
+                <w:bCs w:val="1"/>
                 <w:color w:val="000000"/>
                 <w:u w:val="none"/>
                 <w:rtl w:val="0"/>
@@ -665,6 +681,7 @@
             <w:jc w:val="left"/>
             <w:rPr>
               <w:b w:val="1"/>
+              <w:bCs w:val="1"/>
               <w:color w:val="000000"/>
               <w:u w:val="none"/>
             </w:rPr>
@@ -673,6 +690,7 @@
             <w:r>
               <w:rPr>
                 <w:b w:val="1"/>
+                <w:bCs w:val="1"/>
                 <w:color w:val="000000"/>
                 <w:u w:val="none"/>
                 <w:rtl w:val="0"/>
@@ -697,6 +715,7 @@
             <w:jc w:val="left"/>
             <w:rPr>
               <w:b w:val="1"/>
+              <w:bCs w:val="1"/>
               <w:color w:val="000000"/>
               <w:u w:val="none"/>
             </w:rPr>
@@ -705,6 +724,7 @@
             <w:r>
               <w:rPr>
                 <w:b w:val="1"/>
+                <w:bCs w:val="1"/>
                 <w:color w:val="000000"/>
                 <w:u w:val="none"/>
                 <w:rtl w:val="0"/>
@@ -813,7 +833,9 @@
       <w:r>
         <w:rPr>
           <w:b w:val="1"/>
+          <w:bCs w:val="1"/>
           <w:i w:val="1"/>
+          <w:iCs w:val="1"/>
           <w:rtl w:val="0"/>
         </w:rPr>
         <w:t xml:space="preserve">cTop</w:t>
@@ -827,7 +849,9 @@
       <w:r>
         <w:rPr>
           <w:b w:val="1"/>
+          <w:bCs w:val="1"/>
           <w:i w:val="1"/>
+          <w:iCs w:val="1"/>
           <w:rtl w:val="0"/>
         </w:rPr>
         <w:t xml:space="preserve">Glances</w:t>
@@ -879,7 +903,9 @@
       <w:r>
         <w:rPr>
           <w:b w:val="1"/>
+          <w:bCs w:val="1"/>
           <w:i w:val="1"/>
+          <w:iCs w:val="1"/>
           <w:rtl w:val="0"/>
         </w:rPr>
         <w:t xml:space="preserve">cTop</w:t>
@@ -893,7 +919,9 @@
       <w:r>
         <w:rPr>
           <w:b w:val="1"/>
+          <w:bCs w:val="1"/>
           <w:i w:val="1"/>
+          <w:iCs w:val="1"/>
           <w:rtl w:val="0"/>
         </w:rPr>
         <w:t xml:space="preserve">Top</w:t>
@@ -977,7 +1005,9 @@
       <w:r>
         <w:rPr>
           <w:b w:val="1"/>
+          <w:bCs w:val="1"/>
           <w:i w:val="1"/>
+          <w:iCs w:val="1"/>
           <w:rtl w:val="0"/>
         </w:rPr>
         <w:t xml:space="preserve">cTop</w:t>
@@ -1014,7 +1044,9 @@
       <w:r>
         <w:rPr>
           <w:b w:val="1"/>
+          <w:bCs w:val="1"/>
           <w:i w:val="1"/>
+          <w:iCs w:val="1"/>
           <w:rtl w:val="0"/>
         </w:rPr>
         <w:t xml:space="preserve">/usr/local/bin</w:t>
@@ -1196,7 +1228,9 @@
       <w:r>
         <w:rPr>
           <w:b w:val="1"/>
+          <w:bCs w:val="1"/>
           <w:i w:val="1"/>
+          <w:iCs w:val="1"/>
           <w:rtl w:val="0"/>
         </w:rPr>
         <w:t xml:space="preserve">cTop</w:t>
@@ -1210,7 +1244,9 @@
       <w:r>
         <w:rPr>
           <w:b w:val="1"/>
+          <w:bCs w:val="1"/>
           <w:i w:val="1"/>
+          <w:iCs w:val="1"/>
           <w:rtl w:val="0"/>
         </w:rPr>
         <w:t xml:space="preserve">/usr/local/bin</w:t>
@@ -1232,14 +1268,14 @@
         <w:rPr/>
         <w:drawing>
           <wp:inline distB="114300" distT="114300" distL="114300" distR="114300">
-            <wp:extent cx="4959188" cy="1795568"/>
+            <wp:extent cx="3797138" cy="3903983"/>
             <wp:effectExtent b="0" l="0" r="0" t="0"/>
-            <wp:docPr id="3" name="image7.png"/>
+            <wp:docPr id="5" name="image3.png"/>
             <a:graphic>
               <a:graphicData uri="http://schemas.openxmlformats.org/drawingml/2006/picture">
                 <pic:pic>
                   <pic:nvPicPr>
-                    <pic:cNvPr id="0" name="image7.png"/>
+                    <pic:cNvPr id="0" name="image3.png"/>
                     <pic:cNvPicPr preferRelativeResize="0"/>
                   </pic:nvPicPr>
                   <pic:blipFill>
@@ -1252,7 +1288,7 @@
                   <pic:spPr>
                     <a:xfrm>
                       <a:off x="0" y="0"/>
-                      <a:ext cx="4959188" cy="1795568"/>
+                      <a:ext cx="3797138" cy="3903983"/>
                     </a:xfrm>
                     <a:prstGeom prst="rect"/>
                     <a:ln/>
@@ -1309,7 +1345,9 @@
       <w:r>
         <w:rPr>
           <w:b w:val="1"/>
+          <w:bCs w:val="1"/>
           <w:i w:val="1"/>
+          <w:iCs w:val="1"/>
           <w:rtl w:val="0"/>
         </w:rPr>
         <w:t xml:space="preserve">cTop</w:t>
@@ -1470,12 +1508,12 @@
           <wp:inline distB="114300" distT="114300" distL="114300" distR="114300">
             <wp:extent cx="6120000" cy="1257300"/>
             <wp:effectExtent b="0" l="0" r="0" t="0"/>
-            <wp:docPr id="5" name="image6.png"/>
+            <wp:docPr id="4" name="image4.png"/>
             <a:graphic>
               <a:graphicData uri="http://schemas.openxmlformats.org/drawingml/2006/picture">
                 <pic:pic>
                   <pic:nvPicPr>
-                    <pic:cNvPr id="0" name="image6.png"/>
+                    <pic:cNvPr id="0" name="image4.png"/>
                     <pic:cNvPicPr preferRelativeResize="0"/>
                   </pic:nvPicPr>
                   <pic:blipFill>
@@ -1645,6 +1683,7 @@
       <w:r>
         <w:rPr>
           <w:b w:val="1"/>
+          <w:bCs w:val="1"/>
           <w:rtl w:val="0"/>
         </w:rPr>
         <w:t xml:space="preserve">Tecla “s”:</w:t>
@@ -1672,6 +1711,7 @@
       <w:r>
         <w:rPr>
           <w:b w:val="1"/>
+          <w:bCs w:val="1"/>
           <w:rtl w:val="0"/>
         </w:rPr>
         <w:t xml:space="preserve">Tecla “l”</w:t>
@@ -1699,6 +1739,7 @@
       <w:r>
         <w:rPr>
           <w:b w:val="1"/>
+          <w:bCs w:val="1"/>
           <w:rtl w:val="0"/>
         </w:rPr>
         <w:t xml:space="preserve">Tecla “r” </w:t>
@@ -1723,6 +1764,7 @@
       <w:r>
         <w:rPr>
           <w:b w:val="1"/>
+          <w:bCs w:val="1"/>
           <w:rtl w:val="0"/>
         </w:rPr>
         <w:t xml:space="preserve">Tecla “f”:</w:t>
@@ -1756,6 +1798,7 @@
       <w:r>
         <w:rPr>
           <w:b w:val="1"/>
+          <w:bCs w:val="1"/>
           <w:rtl w:val="0"/>
         </w:rPr>
         <w:t xml:space="preserve">Tecla “c”</w:t>
@@ -1783,6 +1826,7 @@
       <w:r>
         <w:rPr>
           <w:b w:val="1"/>
+          <w:bCs w:val="1"/>
           <w:rtl w:val="0"/>
         </w:rPr>
         <w:t xml:space="preserve">Tecla “a”</w:t>
@@ -1834,7 +1878,9 @@
       <w:r>
         <w:rPr>
           <w:b w:val="1"/>
+          <w:bCs w:val="1"/>
           <w:i w:val="1"/>
+          <w:iCs w:val="1"/>
           <w:rtl w:val="0"/>
         </w:rPr>
         <w:t xml:space="preserve">Glances</w:t>
@@ -1881,7 +1927,9 @@
       <w:r>
         <w:rPr>
           <w:b w:val="1"/>
+          <w:bCs w:val="1"/>
           <w:i w:val="1"/>
+          <w:iCs w:val="1"/>
           <w:rtl w:val="0"/>
         </w:rPr>
         <w:t xml:space="preserve">Glances</w:t>
@@ -2065,12 +2113,12 @@
           <wp:inline distB="114300" distT="114300" distL="114300" distR="114300">
             <wp:extent cx="4349588" cy="2355275"/>
             <wp:effectExtent b="0" l="0" r="0" t="0"/>
-            <wp:docPr id="4" name="image4.png"/>
+            <wp:docPr id="3" name="image7.png"/>
             <a:graphic>
               <a:graphicData uri="http://schemas.openxmlformats.org/drawingml/2006/picture">
                 <pic:pic>
                   <pic:nvPicPr>
-                    <pic:cNvPr id="0" name="image4.png"/>
+                    <pic:cNvPr id="0" name="image7.png"/>
                     <pic:cNvPicPr preferRelativeResize="0"/>
                   </pic:nvPicPr>
                   <pic:blipFill>
@@ -2434,7 +2482,7 @@
         <w:szCs w:val="18"/>
         <w:rtl w:val="0"/>
       </w:rPr>
-      <w:t xml:space="preserve">Curso Introducción a Docker </w:t>
+      <w:t xml:space="preserve">Curso Introducción a Docker y Kubernetes</w:t>
       <w:tab/>
       <w:tab/>
       <w:t xml:space="preserve">UD07. Caso práctico 04</w:t>
@@ -2804,11 +2852,19 @@
       </w:pPr>
     </w:pPrDefault>
   </w:docDefaults>
+  <w:style w:type="table" w:styleId="TableNormal" w:default="1">
+    <w:name w:val="TableNormal"/>
+    <w:tblPr>
+      <w:tblCellMar>
+        <w:top w:w="100.0" w:type="dxa"/>
+        <w:left w:w="100.0" w:type="dxa"/>
+        <w:bottom w:w="100.0" w:type="dxa"/>
+        <w:right w:w="100.0" w:type="dxa"/>
+      </w:tblCellMar>
+    </w:tblPr>
+  </w:style>
   <w:style w:type="paragraph" w:styleId="Normal" w:default="1">
     <w:name w:val="normal"/>
-  </w:style>
-  <w:style w:type="table" w:styleId="TableNormal" w:default="1">
-    <w:name w:val="Table Normal"/>
   </w:style>
   <w:style w:type="paragraph" w:styleId="Heading1">
     <w:name w:val="heading 1"/>
@@ -2856,6 +2912,7 @@
     <w:rPr>
       <w:rFonts w:ascii="Arial" w:cs="Arial" w:eastAsia="Arial" w:hAnsi="Arial"/>
       <w:b w:val="0"/>
+      <w:bCs w:val="0"/>
       <w:smallCaps w:val="0"/>
       <w:color w:val="669966"/>
       <w:sz w:val="22"/>
@@ -2876,7 +2933,9 @@
     <w:rPr>
       <w:rFonts w:ascii="Arial" w:cs="Arial" w:eastAsia="Arial" w:hAnsi="Arial"/>
       <w:b w:val="1"/>
+      <w:bCs w:val="1"/>
       <w:i w:val="1"/>
+      <w:iCs w:val="1"/>
       <w:smallCaps w:val="0"/>
       <w:sz w:val="21"/>
       <w:szCs w:val="21"/>
@@ -2897,6 +2956,7 @@
     <w:rPr>
       <w:rFonts w:ascii="Arial" w:cs="Arial" w:eastAsia="Arial" w:hAnsi="Arial"/>
       <w:b w:val="1"/>
+      <w:bCs w:val="1"/>
       <w:smallCaps w:val="1"/>
       <w:sz w:val="24"/>
       <w:szCs w:val="24"/>
@@ -2914,6 +2974,7 @@
     </w:pPr>
     <w:rPr>
       <w:b w:val="1"/>
+      <w:bCs w:val="1"/>
       <w:sz w:val="20"/>
       <w:szCs w:val="20"/>
     </w:rPr>
@@ -2930,6 +2991,7 @@
     </w:pPr>
     <w:rPr>
       <w:b w:val="1"/>
+      <w:bCs w:val="1"/>
       <w:sz w:val="72"/>
       <w:szCs w:val="72"/>
     </w:rPr>
@@ -2947,6 +3009,7 @@
     <w:rPr>
       <w:rFonts w:ascii="Georgia" w:cs="Georgia" w:eastAsia="Georgia" w:hAnsi="Georgia"/>
       <w:i w:val="1"/>
+      <w:iCs w:val="1"/>
       <w:color w:val="666666"/>
       <w:sz w:val="48"/>
       <w:szCs w:val="48"/>
@@ -2957,12 +3020,6 @@
     <w:tblPr>
       <w:tblStyleRowBandSize w:val="1"/>
       <w:tblStyleColBandSize w:val="1"/>
-      <w:tblCellMar>
-        <w:top w:w="100.0" w:type="dxa"/>
-        <w:left w:w="100.0" w:type="dxa"/>
-        <w:bottom w:w="100.0" w:type="dxa"/>
-        <w:right w:w="100.0" w:type="dxa"/>
-      </w:tblCellMar>
     </w:tblPr>
   </w:style>
   <w:style w:type="table" w:styleId="Table2">
@@ -2970,12 +3027,6 @@
     <w:tblPr>
       <w:tblStyleRowBandSize w:val="1"/>
       <w:tblStyleColBandSize w:val="1"/>
-      <w:tblCellMar>
-        <w:top w:w="100.0" w:type="dxa"/>
-        <w:left w:w="100.0" w:type="dxa"/>
-        <w:bottom w:w="100.0" w:type="dxa"/>
-        <w:right w:w="100.0" w:type="dxa"/>
-      </w:tblCellMar>
     </w:tblPr>
   </w:style>
   <w:style w:type="table" w:styleId="Table3">
@@ -2983,12 +3034,6 @@
     <w:tblPr>
       <w:tblStyleRowBandSize w:val="1"/>
       <w:tblStyleColBandSize w:val="1"/>
-      <w:tblCellMar>
-        <w:top w:w="100.0" w:type="dxa"/>
-        <w:left w:w="100.0" w:type="dxa"/>
-        <w:bottom w:w="100.0" w:type="dxa"/>
-        <w:right w:w="100.0" w:type="dxa"/>
-      </w:tblCellMar>
     </w:tblPr>
   </w:style>
   <w:style w:type="table" w:styleId="Table4">
@@ -2996,12 +3041,6 @@
     <w:tblPr>
       <w:tblStyleRowBandSize w:val="1"/>
       <w:tblStyleColBandSize w:val="1"/>
-      <w:tblCellMar>
-        <w:top w:w="100.0" w:type="dxa"/>
-        <w:left w:w="100.0" w:type="dxa"/>
-        <w:bottom w:w="100.0" w:type="dxa"/>
-        <w:right w:w="100.0" w:type="dxa"/>
-      </w:tblCellMar>
     </w:tblPr>
   </w:style>
   <w:style w:type="table" w:styleId="Table5">
@@ -3009,12 +3048,6 @@
     <w:tblPr>
       <w:tblStyleRowBandSize w:val="1"/>
       <w:tblStyleColBandSize w:val="1"/>
-      <w:tblCellMar>
-        <w:top w:w="100.0" w:type="dxa"/>
-        <w:left w:w="100.0" w:type="dxa"/>
-        <w:bottom w:w="100.0" w:type="dxa"/>
-        <w:right w:w="100.0" w:type="dxa"/>
-      </w:tblCellMar>
     </w:tblPr>
   </w:style>
 </w:styles>

--- a/FuentesCurso/UD 07. Utilidades para gestionar Docker/UD 07.04 - Caso practico 04 - cTop y Glances, monitores de Docker en consola.docx
+++ b/FuentesCurso/UD 07. Utilidades para gestionar Docker/UD 07.04 - Caso practico 04 - cTop y Glances, monitores de Docker en consola.docx
@@ -74,12 +74,12 @@
           <wp:inline distB="114300" distT="114300" distL="114300" distR="114300">
             <wp:extent cx="447675" cy="57150"/>
             <wp:effectExtent b="0" l="0" r="0" t="0"/>
-            <wp:docPr descr="short line" id="6" name="image2.png"/>
+            <wp:docPr descr="short line" id="6" name="image3.png"/>
             <a:graphic>
               <a:graphicData uri="http://schemas.openxmlformats.org/drawingml/2006/picture">
                 <pic:pic>
                   <pic:nvPicPr>
-                    <pic:cNvPr descr="short line" id="0" name="image2.png"/>
+                    <pic:cNvPr descr="short line" id="0" name="image3.png"/>
                     <pic:cNvPicPr preferRelativeResize="0"/>
                   </pic:nvPicPr>
                   <pic:blipFill>
@@ -340,12 +340,12 @@
             <wp:extent cx="922564" cy="322898"/>
             <wp:effectExtent b="0" l="0" r="0" t="0"/>
             <wp:wrapSquare wrapText="bothSides" distB="57150" distT="57150" distL="57150" distR="57150"/>
-            <wp:docPr id="2" name="image6.png"/>
+            <wp:docPr id="2" name="image7.png"/>
             <a:graphic>
               <a:graphicData uri="http://schemas.openxmlformats.org/drawingml/2006/picture">
                 <pic:pic>
                   <pic:nvPicPr>
-                    <pic:cNvPr id="0" name="image6.png"/>
+                    <pic:cNvPr id="0" name="image7.png"/>
                     <pic:cNvPicPr preferRelativeResize="0"/>
                   </pic:nvPicPr>
                   <pic:blipFill>
@@ -558,7 +558,7 @@
     </w:p>
     <w:sdt>
       <w:sdtPr>
-        <w:id w:val="-1970853200"/>
+        <w:id w:val="-1356476232"/>
         <w:docPartObj>
           <w:docPartGallery w:val="Table of Contents"/>
           <w:docPartUnique w:val="1"/>
@@ -1270,12 +1270,12 @@
           <wp:inline distB="114300" distT="114300" distL="114300" distR="114300">
             <wp:extent cx="3797138" cy="3903983"/>
             <wp:effectExtent b="0" l="0" r="0" t="0"/>
-            <wp:docPr id="5" name="image3.png"/>
+            <wp:docPr id="5" name="image2.png"/>
             <a:graphic>
               <a:graphicData uri="http://schemas.openxmlformats.org/drawingml/2006/picture">
                 <pic:pic>
                   <pic:nvPicPr>
-                    <pic:cNvPr id="0" name="image3.png"/>
+                    <pic:cNvPr id="0" name="image2.png"/>
                     <pic:cNvPicPr preferRelativeResize="0"/>
                   </pic:nvPicPr>
                   <pic:blipFill>
@@ -2113,12 +2113,12 @@
           <wp:inline distB="114300" distT="114300" distL="114300" distR="114300">
             <wp:extent cx="4349588" cy="2355275"/>
             <wp:effectExtent b="0" l="0" r="0" t="0"/>
-            <wp:docPr id="3" name="image7.png"/>
+            <wp:docPr id="3" name="image6.png"/>
             <a:graphic>
               <a:graphicData uri="http://schemas.openxmlformats.org/drawingml/2006/picture">
                 <pic:pic>
                   <pic:nvPicPr>
-                    <pic:cNvPr id="0" name="image7.png"/>
+                    <pic:cNvPr id="0" name="image6.png"/>
                     <pic:cNvPicPr preferRelativeResize="0"/>
                   </pic:nvPicPr>
                   <pic:blipFill>
@@ -2361,7 +2361,7 @@
         <w:szCs w:val="18"/>
         <w:rtl w:val="0"/>
       </w:rPr>
-      <w:t xml:space="preserve">Curso Introducción a Docker</w:t>
+      <w:t xml:space="preserve">Curso Introducción a Docker y Kubernetes</w:t>
       <w:tab/>
       <w:tab/>
       <w:t xml:space="preserve">UD07 - Página </w:t>
